--- a/contenus/trames/spartoo-reception-trame-eleve.docx
+++ b/contenus/trames/spartoo-reception-trame-eleve.docx
@@ -46,7 +46,7 @@
       <w:r>
         <w:rPr>
           <w:b/>
-          <w:color w:val="2C4A63"/>
+          <w:color w:val="111111"/>
           <w:sz w:val="40"/>
         </w:rPr>
         <w:t xml:space="preserve">  Logisim</w:t>
@@ -96,7 +96,7 @@
       <w:r>
         <w:rPr>
           <w:b/>
-          <w:color w:val="2C4A63"/>
+          <w:color w:val="111111"/>
           <w:sz w:val="36"/>
         </w:rPr>
         <w:t>Carnet de suivi — Réceptionner une livraison</w:t>
@@ -127,7 +127,7 @@
         <w:tc>
           <w:tcPr>
             <w:tcW w:type="dxa" w:w="2521"/>
-            <w:shd w:fill="E8EDF2"/>
+            <w:shd w:fill="E8E8E8"/>
           </w:tcPr>
           <w:p>
             <w:pPr>
@@ -136,7 +136,7 @@
             <w:r>
               <w:rPr>
                 <w:b/>
-                <w:color w:val="2C4A63"/>
+                <w:color w:val="111111"/>
                 <w:sz w:val="20"/>
               </w:rPr>
               <w:t>Nom</w:t>
@@ -152,7 +152,7 @@
         <w:tc>
           <w:tcPr>
             <w:tcW w:type="dxa" w:w="2521"/>
-            <w:shd w:fill="E8EDF2"/>
+            <w:shd w:fill="E8E8E8"/>
           </w:tcPr>
           <w:p>
             <w:pPr>
@@ -161,7 +161,7 @@
             <w:r>
               <w:rPr>
                 <w:b/>
-                <w:color w:val="2C4A63"/>
+                <w:color w:val="111111"/>
                 <w:sz w:val="20"/>
               </w:rPr>
               <w:t>Prénom</w:t>
@@ -182,7 +182,7 @@
         <w:tc>
           <w:tcPr>
             <w:tcW w:type="dxa" w:w="2521"/>
-            <w:shd w:fill="E8EDF2"/>
+            <w:shd w:fill="E8E8E8"/>
           </w:tcPr>
           <w:p>
             <w:pPr>
@@ -191,7 +191,7 @@
             <w:r>
               <w:rPr>
                 <w:b/>
-                <w:color w:val="2C4A63"/>
+                <w:color w:val="111111"/>
                 <w:sz w:val="20"/>
               </w:rPr>
               <w:t>Classe</w:t>
@@ -207,7 +207,7 @@
         <w:tc>
           <w:tcPr>
             <w:tcW w:type="dxa" w:w="2521"/>
-            <w:shd w:fill="E8EDF2"/>
+            <w:shd w:fill="E8E8E8"/>
           </w:tcPr>
           <w:p>
             <w:pPr>
@@ -216,7 +216,7 @@
             <w:r>
               <w:rPr>
                 <w:b/>
-                <w:color w:val="2C4A63"/>
+                <w:color w:val="111111"/>
                 <w:sz w:val="20"/>
               </w:rPr>
               <w:t>Date</w:t>
@@ -237,7 +237,7 @@
         <w:tc>
           <w:tcPr>
             <w:tcW w:type="dxa" w:w="2521"/>
-            <w:shd w:fill="E8EDF2"/>
+            <w:shd w:fill="E8E8E8"/>
           </w:tcPr>
           <w:p>
             <w:pPr>
@@ -246,7 +246,7 @@
             <w:r>
               <w:rPr>
                 <w:b/>
-                <w:color w:val="2C4A63"/>
+                <w:color w:val="111111"/>
                 <w:sz w:val="20"/>
               </w:rPr>
               <w:t>Matricule Prepalog</w:t>
@@ -293,7 +293,7 @@
         <w:tc>
           <w:tcPr>
             <w:tcW w:type="dxa" w:w="10086"/>
-            <w:shd w:fill="F1F4F7"/>
+            <w:shd w:fill="F2F2F2"/>
           </w:tcPr>
           <w:p>
             <w:pPr>
@@ -302,7 +302,7 @@
             <w:r>
               <w:rPr>
                 <w:b/>
-                <w:color w:val="2C4A63"/>
+                <w:color w:val="111111"/>
                 <w:sz w:val="20"/>
               </w:rPr>
               <w:t xml:space="preserve">Ce document est ta trame de travail : </w:t>
@@ -331,7 +331,7 @@
         <w:rPr>
           <w:rFonts w:ascii="Consolas" w:hAnsi="Consolas"/>
           <w:b/>
-          <w:color w:val="B4530F"/>
+          <w:color w:val="595959"/>
           <w:sz w:val="19"/>
         </w:rPr>
         <w:t>ÉTAPE 1</w:t>
@@ -345,7 +345,7 @@
       <w:r>
         <w:rPr>
           <w:b/>
-          <w:color w:val="2C4A63"/>
+          <w:color w:val="111111"/>
           <w:sz w:val="30"/>
         </w:rPr>
         <w:t>Comprendre le contrôle à réception</w:t>
@@ -358,7 +358,7 @@
       <w:r>
         <w:rPr>
           <w:b w:val="0"/>
-          <w:color w:val="131A21"/>
+          <w:color w:val="1A1A1A"/>
           <w:sz w:val="22"/>
         </w:rPr>
         <w:t>Avant d'ouvrir le logiciel, il faut savoir ce qu'on va faire. Quand un camion se présente à l'entrepôt, le réceptionnaire ne se contente pas de signer : il contrôle. Fais une recherche sur Internet pour comprendre pourquoi.</w:t>
@@ -373,7 +373,7 @@
       <w:r>
         <w:rPr>
           <w:b/>
-          <w:color w:val="2C4A63"/>
+          <w:color w:val="111111"/>
           <w:sz w:val="22"/>
         </w:rPr>
         <w:t xml:space="preserve">1.  </w:t>
@@ -394,7 +394,7 @@
       <w:r>
         <w:rPr>
           <w:b/>
-          <w:color w:val="2C4A63"/>
+          <w:color w:val="111111"/>
           <w:sz w:val="22"/>
         </w:rPr>
         <w:t xml:space="preserve">2.  </w:t>
@@ -415,7 +415,7 @@
       <w:r>
         <w:rPr>
           <w:b/>
-          <w:color w:val="2C4A63"/>
+          <w:color w:val="111111"/>
           <w:sz w:val="22"/>
         </w:rPr>
         <w:t xml:space="preserve">3.  </w:t>
@@ -443,7 +443,7 @@
         <w:tc>
           <w:tcPr>
             <w:tcW w:type="dxa" w:w="10086"/>
-            <w:shd w:fill="FAFBFC"/>
+            <w:shd w:fill="FAFAFA"/>
           </w:tcPr>
           <w:p>
             <w:pPr>
@@ -486,7 +486,7 @@
         <w:tc>
           <w:tcPr>
             <w:tcW w:type="dxa" w:w="10086"/>
-            <w:shd w:fill="FAFBFC"/>
+            <w:shd w:fill="FAFAFA"/>
           </w:tcPr>
           <w:p>
             <w:pPr>
@@ -550,7 +550,7 @@
         <w:tc>
           <w:tcPr>
             <w:tcW w:type="dxa" w:w="10086"/>
-            <w:shd w:fill="FAFBFC"/>
+            <w:shd w:fill="FAFAFA"/>
           </w:tcPr>
           <w:p>
             <w:pPr>
@@ -604,7 +604,7 @@
         <w:tc>
           <w:tcPr>
             <w:tcW w:type="dxa" w:w="10086"/>
-            <w:shd w:fill="FAFBFC"/>
+            <w:shd w:fill="FAFAFA"/>
           </w:tcPr>
           <w:p>
             <w:pPr>
@@ -663,7 +663,7 @@
         <w:rPr>
           <w:rFonts w:ascii="Consolas" w:hAnsi="Consolas"/>
           <w:b/>
-          <w:color w:val="B4530F"/>
+          <w:color w:val="595959"/>
           <w:sz w:val="19"/>
         </w:rPr>
         <w:t>ÉTAPE 2</w:t>
@@ -677,7 +677,7 @@
       <w:r>
         <w:rPr>
           <w:b/>
-          <w:color w:val="2C4A63"/>
+          <w:color w:val="111111"/>
           <w:sz w:val="30"/>
         </w:rPr>
         <w:t>Lire la procédure de l'entreprise</w:t>
@@ -690,7 +690,7 @@
       <w:r>
         <w:rPr>
           <w:b w:val="0"/>
-          <w:color w:val="131A21"/>
+          <w:color w:val="1A1A1A"/>
           <w:sz w:val="22"/>
         </w:rPr>
         <w:t>Connecte-toi à Prepalog, ouvre la rubrique Logisim puis l'activité « Spartoo — réception ». Tu arrives dans le logiciel de l'entreprise. Va dans Messagerie : M. Morin, ton responsable, t'a écrit.</w:t>
@@ -705,7 +705,7 @@
       <w:r>
         <w:rPr>
           <w:b/>
-          <w:color w:val="2C4A63"/>
+          <w:color w:val="111111"/>
           <w:sz w:val="22"/>
         </w:rPr>
         <w:t xml:space="preserve">1.  </w:t>
@@ -726,7 +726,7 @@
       <w:r>
         <w:rPr>
           <w:b/>
-          <w:color w:val="2C4A63"/>
+          <w:color w:val="111111"/>
           <w:sz w:val="22"/>
         </w:rPr>
         <w:t xml:space="preserve">2.  </w:t>
@@ -754,7 +754,7 @@
         <w:tc>
           <w:tcPr>
             <w:tcW w:type="dxa" w:w="10086"/>
-            <w:shd w:fill="FAFBFC"/>
+            <w:shd w:fill="FAFAFA"/>
           </w:tcPr>
           <w:p>
             <w:pPr>
@@ -797,7 +797,7 @@
         <w:tc>
           <w:tcPr>
             <w:tcW w:type="dxa" w:w="10086"/>
-            <w:shd w:fill="FAFBFC"/>
+            <w:shd w:fill="FAFAFA"/>
           </w:tcPr>
           <w:p>
             <w:pPr>
@@ -840,7 +840,7 @@
         <w:tc>
           <w:tcPr>
             <w:tcW w:type="dxa" w:w="10086"/>
-            <w:shd w:fill="FAFBFC"/>
+            <w:shd w:fill="FAFAFA"/>
           </w:tcPr>
           <w:p>
             <w:pPr>
@@ -904,7 +904,7 @@
         <w:tc>
           <w:tcPr>
             <w:tcW w:type="dxa" w:w="10086"/>
-            <w:shd w:fill="FAFBFC"/>
+            <w:shd w:fill="FAFAFA"/>
           </w:tcPr>
           <w:p>
             <w:pPr>
@@ -966,7 +966,7 @@
         <w:tc>
           <w:tcPr>
             <w:tcW w:type="dxa" w:w="10086"/>
-            <w:shd w:fill="F1F4F7"/>
+            <w:shd w:fill="F2F2F2"/>
           </w:tcPr>
           <w:p>
             <w:pPr>
@@ -975,7 +975,7 @@
             <w:r>
               <w:rPr>
                 <w:b/>
-                <w:color w:val="2C4A63"/>
+                <w:color w:val="111111"/>
                 <w:sz w:val="20"/>
               </w:rPr>
               <w:t xml:space="preserve">Retiens bien la règle : </w:t>
@@ -1007,7 +1007,7 @@
         <w:rPr>
           <w:rFonts w:ascii="Consolas" w:hAnsi="Consolas"/>
           <w:b/>
-          <w:color w:val="B4530F"/>
+          <w:color w:val="595959"/>
           <w:sz w:val="19"/>
         </w:rPr>
         <w:t>ÉTAPE 3</w:t>
@@ -1021,7 +1021,7 @@
       <w:r>
         <w:rPr>
           <w:b/>
-          <w:color w:val="2C4A63"/>
+          <w:color w:val="111111"/>
           <w:sz w:val="30"/>
         </w:rPr>
         <w:t>Lire le bon de livraison</w:t>
@@ -1034,7 +1034,7 @@
       <w:r>
         <w:rPr>
           <w:b w:val="0"/>
-          <w:color w:val="131A21"/>
+          <w:color w:val="1A1A1A"/>
           <w:sz w:val="22"/>
         </w:rPr>
         <w:t>Toujours dans la Messagerie, ouvre le message de Puma France : « Bon de livraison BL-77421 ». Le document est affiché sous le message. C'est ce que le fournisseur annonce avoir expédié — pas forcément ce qui est arrivé.</w:t>
@@ -1048,7 +1048,7 @@
       <w:r>
         <w:rPr>
           <w:b/>
-          <w:color w:val="131A21"/>
+          <w:color w:val="1A1A1A"/>
           <w:sz w:val="21"/>
         </w:rPr>
         <w:t>Relève les informations du document :</w:t>
@@ -1068,7 +1068,7 @@
         <w:tc>
           <w:tcPr>
             <w:tcW w:type="dxa" w:w="3628"/>
-            <w:shd w:fill="E8EDF2"/>
+            <w:shd w:fill="E8E8E8"/>
           </w:tcPr>
           <w:p>
             <w:pPr>
@@ -1077,7 +1077,7 @@
             <w:r>
               <w:rPr>
                 <w:b/>
-                <w:color w:val="2C4A63"/>
+                <w:color w:val="111111"/>
                 <w:sz w:val="20"/>
               </w:rPr>
               <w:t>Information</w:t>
@@ -1087,7 +1087,7 @@
         <w:tc>
           <w:tcPr>
             <w:tcW w:type="dxa" w:w="6009"/>
-            <w:shd w:fill="E8EDF2"/>
+            <w:shd w:fill="E8E8E8"/>
           </w:tcPr>
           <w:p>
             <w:pPr>
@@ -1096,7 +1096,7 @@
             <w:r>
               <w:rPr>
                 <w:b/>
-                <w:color w:val="2C4A63"/>
+                <w:color w:val="111111"/>
                 <w:sz w:val="20"/>
               </w:rPr>
               <w:t>Ce que tu relèves</w:t>
@@ -1202,7 +1202,7 @@
       <w:r>
         <w:rPr>
           <w:b w:val="0"/>
-          <w:color w:val="131A21"/>
+          <w:color w:val="1A1A1A"/>
           <w:sz w:val="19"/>
         </w:rPr>
         <w:t>Dans la colonne de gauche, écris : numéro du bon de livraison — date d'expédition — transporteur — numéro de lot — nombre total de paires annoncées.</w:t>
@@ -1216,7 +1216,7 @@
       <w:r>
         <w:rPr>
           <w:b/>
-          <w:color w:val="131A21"/>
+          <w:color w:val="1A1A1A"/>
           <w:sz w:val="21"/>
         </w:rPr>
         <w:t>Recopie maintenant les lignes annoncées :</w:t>
@@ -1237,7 +1237,7 @@
         <w:tc>
           <w:tcPr>
             <w:tcW w:type="dxa" w:w="3061"/>
-            <w:shd w:fill="E8EDF2"/>
+            <w:shd w:fill="E8E8E8"/>
           </w:tcPr>
           <w:p>
             <w:pPr>
@@ -1246,7 +1246,7 @@
             <w:r>
               <w:rPr>
                 <w:b/>
-                <w:color w:val="2C4A63"/>
+                <w:color w:val="111111"/>
                 <w:sz w:val="20"/>
               </w:rPr>
               <w:t>Référence article</w:t>
@@ -1256,7 +1256,7 @@
         <w:tc>
           <w:tcPr>
             <w:tcW w:type="dxa" w:w="4309"/>
-            <w:shd w:fill="E8EDF2"/>
+            <w:shd w:fill="E8E8E8"/>
           </w:tcPr>
           <w:p>
             <w:pPr>
@@ -1265,7 +1265,7 @@
             <w:r>
               <w:rPr>
                 <w:b/>
-                <w:color w:val="2C4A63"/>
+                <w:color w:val="111111"/>
                 <w:sz w:val="20"/>
               </w:rPr>
               <w:t>Article</w:t>
@@ -1275,7 +1275,7 @@
         <w:tc>
           <w:tcPr>
             <w:tcW w:type="dxa" w:w="2268"/>
-            <w:shd w:fill="E8EDF2"/>
+            <w:shd w:fill="E8E8E8"/>
           </w:tcPr>
           <w:p>
             <w:pPr>
@@ -1284,7 +1284,7 @@
             <w:r>
               <w:rPr>
                 <w:b/>
-                <w:color w:val="2C4A63"/>
+                <w:color w:val="111111"/>
                 <w:sz w:val="20"/>
               </w:rPr>
               <w:t>Quantité annoncée</w:t>
@@ -1382,7 +1382,7 @@
         <w:tc>
           <w:tcPr>
             <w:tcW w:type="dxa" w:w="10086"/>
-            <w:shd w:fill="F1F4F7"/>
+            <w:shd w:fill="F2F2F2"/>
           </w:tcPr>
           <w:p>
             <w:pPr>
@@ -1391,7 +1391,7 @@
             <w:r>
               <w:rPr>
                 <w:b/>
-                <w:color w:val="2C4A63"/>
+                <w:color w:val="111111"/>
                 <w:sz w:val="20"/>
               </w:rPr>
               <w:t xml:space="preserve">Le numéro de lot : </w:t>
@@ -1423,7 +1423,7 @@
         <w:rPr>
           <w:rFonts w:ascii="Consolas" w:hAnsi="Consolas"/>
           <w:b/>
-          <w:color w:val="B4530F"/>
+          <w:color w:val="595959"/>
           <w:sz w:val="19"/>
         </w:rPr>
         <w:t>ÉTAPE 4</w:t>
@@ -1437,7 +1437,7 @@
       <w:r>
         <w:rPr>
           <w:b/>
-          <w:color w:val="2C4A63"/>
+          <w:color w:val="111111"/>
           <w:sz w:val="30"/>
         </w:rPr>
         <w:t>Compter les colis sur le quai</w:t>
@@ -1450,7 +1450,7 @@
       <w:r>
         <w:rPr>
           <w:b w:val="0"/>
-          <w:color w:val="131A21"/>
+          <w:color w:val="1A1A1A"/>
           <w:sz w:val="22"/>
         </w:rPr>
         <w:t>Le camion est déchargé. Va dans le menu Réceptions, ouvre la réception REC-04127 : tu vois la liste des colis réellement déposés, avec leur contenu et l'état du carton. Plusieurs colis peuvent contenir la même référence : c'est à toi de les additionner.</w:t>
@@ -1465,7 +1465,7 @@
       <w:r>
         <w:rPr>
           <w:b/>
-          <w:color w:val="2C4A63"/>
+          <w:color w:val="111111"/>
           <w:sz w:val="22"/>
         </w:rPr>
         <w:t xml:space="preserve">1.  </w:t>
@@ -1486,7 +1486,7 @@
       <w:r>
         <w:rPr>
           <w:b/>
-          <w:color w:val="2C4A63"/>
+          <w:color w:val="111111"/>
           <w:sz w:val="22"/>
         </w:rPr>
         <w:t xml:space="preserve">2.  </w:t>
@@ -1507,7 +1507,7 @@
       <w:r>
         <w:rPr>
           <w:b/>
-          <w:color w:val="2C4A63"/>
+          <w:color w:val="111111"/>
           <w:sz w:val="22"/>
         </w:rPr>
         <w:t xml:space="preserve">3.  </w:t>
@@ -1527,7 +1527,7 @@
       <w:r>
         <w:rPr>
           <w:b/>
-          <w:color w:val="2C4A63"/>
+          <w:color w:val="111111"/>
           <w:sz w:val="22"/>
         </w:rPr>
         <w:t xml:space="preserve">4.  </w:t>
@@ -1547,7 +1547,7 @@
       <w:r>
         <w:rPr>
           <w:b/>
-          <w:color w:val="131A21"/>
+          <w:color w:val="1A1A1A"/>
           <w:sz w:val="21"/>
         </w:rPr>
         <w:t>Fais ton comptage ici, avant de saisir quoi que ce soit dans le logiciel :</w:t>
@@ -1570,7 +1570,7 @@
         <w:tc>
           <w:tcPr>
             <w:tcW w:type="dxa" w:w="2494"/>
-            <w:shd w:fill="E8EDF2"/>
+            <w:shd w:fill="E8E8E8"/>
           </w:tcPr>
           <w:p>
             <w:pPr>
@@ -1579,7 +1579,7 @@
             <w:r>
               <w:rPr>
                 <w:b/>
-                <w:color w:val="2C4A63"/>
+                <w:color w:val="111111"/>
                 <w:sz w:val="20"/>
               </w:rPr>
               <w:t>Référence article</w:t>
@@ -1589,7 +1589,7 @@
         <w:tc>
           <w:tcPr>
             <w:tcW w:type="dxa" w:w="1928"/>
-            <w:shd w:fill="E8EDF2"/>
+            <w:shd w:fill="E8E8E8"/>
           </w:tcPr>
           <w:p>
             <w:pPr>
@@ -1598,7 +1598,7 @@
             <w:r>
               <w:rPr>
                 <w:b/>
-                <w:color w:val="2C4A63"/>
+                <w:color w:val="111111"/>
                 <w:sz w:val="20"/>
               </w:rPr>
               <w:t>Colis concernés</w:t>
@@ -1608,7 +1608,7 @@
         <w:tc>
           <w:tcPr>
             <w:tcW w:type="dxa" w:w="1701"/>
-            <w:shd w:fill="E8EDF2"/>
+            <w:shd w:fill="E8E8E8"/>
           </w:tcPr>
           <w:p>
             <w:pPr>
@@ -1617,7 +1617,7 @@
             <w:r>
               <w:rPr>
                 <w:b/>
-                <w:color w:val="2C4A63"/>
+                <w:color w:val="111111"/>
                 <w:sz w:val="20"/>
               </w:rPr>
               <w:t>Quantité comptée</w:t>
@@ -1627,7 +1627,7 @@
         <w:tc>
           <w:tcPr>
             <w:tcW w:type="dxa" w:w="1701"/>
-            <w:shd w:fill="E8EDF2"/>
+            <w:shd w:fill="E8E8E8"/>
           </w:tcPr>
           <w:p>
             <w:pPr>
@@ -1636,7 +1636,7 @@
             <w:r>
               <w:rPr>
                 <w:b/>
-                <w:color w:val="2C4A63"/>
+                <w:color w:val="111111"/>
                 <w:sz w:val="20"/>
               </w:rPr>
               <w:t>Quantité annoncée</w:t>
@@ -1646,7 +1646,7 @@
         <w:tc>
           <w:tcPr>
             <w:tcW w:type="dxa" w:w="1814"/>
-            <w:shd w:fill="E8EDF2"/>
+            <w:shd w:fill="E8E8E8"/>
           </w:tcPr>
           <w:p>
             <w:pPr>
@@ -1655,7 +1655,7 @@
             <w:r>
               <w:rPr>
                 <w:b/>
-                <w:color w:val="2C4A63"/>
+                <w:color w:val="111111"/>
                 <w:sz w:val="20"/>
               </w:rPr>
               <w:t>Écart</w:t>
@@ -1791,7 +1791,7 @@
         <w:tc>
           <w:tcPr>
             <w:tcW w:type="dxa" w:w="10086"/>
-            <w:shd w:fill="FAFBFC"/>
+            <w:shd w:fill="FAFAFA"/>
           </w:tcPr>
           <w:p>
             <w:pPr>
@@ -1834,7 +1834,7 @@
         <w:tc>
           <w:tcPr>
             <w:tcW w:type="dxa" w:w="10086"/>
-            <w:shd w:fill="FAFBFC"/>
+            <w:shd w:fill="FAFAFA"/>
           </w:tcPr>
           <w:p>
             <w:pPr>
@@ -1898,7 +1898,7 @@
         <w:tc>
           <w:tcPr>
             <w:tcW w:type="dxa" w:w="10086"/>
-            <w:shd w:fill="FAFBFC"/>
+            <w:shd w:fill="FAFAFA"/>
           </w:tcPr>
           <w:p>
             <w:pPr>
@@ -1941,7 +1941,7 @@
         <w:tc>
           <w:tcPr>
             <w:tcW w:type="dxa" w:w="10086"/>
-            <w:shd w:fill="FAFBFC"/>
+            <w:shd w:fill="FAFAFA"/>
           </w:tcPr>
           <w:p>
             <w:pPr>
@@ -2000,7 +2000,7 @@
         <w:rPr>
           <w:rFonts w:ascii="Consolas" w:hAnsi="Consolas"/>
           <w:b/>
-          <w:color w:val="B4530F"/>
+          <w:color w:val="595959"/>
           <w:sz w:val="19"/>
         </w:rPr>
         <w:t>ÉTAPE 5</w:t>
@@ -2014,7 +2014,7 @@
       <w:r>
         <w:rPr>
           <w:b/>
-          <w:color w:val="2C4A63"/>
+          <w:color w:val="111111"/>
           <w:sz w:val="30"/>
         </w:rPr>
         <w:t>Remplir le bon de réception</w:t>
@@ -2027,7 +2027,7 @@
       <w:r>
         <w:rPr>
           <w:b w:val="0"/>
-          <w:color w:val="131A21"/>
+          <w:color w:val="1A1A1A"/>
           <w:sz w:val="22"/>
         </w:rPr>
         <w:t>Tu vas maintenant saisir ton contrôle dans le logiciel, sur le bon de réception. Attention : le logiciel enregistre ce que tu écris, sans le corriger. Une quantité mal recopiée, et c'est ton stock qui sera faux.</w:t>
@@ -2042,7 +2042,7 @@
       <w:r>
         <w:rPr>
           <w:b/>
-          <w:color w:val="2C4A63"/>
+          <w:color w:val="111111"/>
           <w:sz w:val="22"/>
         </w:rPr>
         <w:t xml:space="preserve">1.  </w:t>
@@ -2063,7 +2063,7 @@
       <w:r>
         <w:rPr>
           <w:b/>
-          <w:color w:val="2C4A63"/>
+          <w:color w:val="111111"/>
           <w:sz w:val="22"/>
         </w:rPr>
         <w:t xml:space="preserve">2.  </w:t>
@@ -2084,7 +2084,7 @@
       <w:r>
         <w:rPr>
           <w:b/>
-          <w:color w:val="2C4A63"/>
+          <w:color w:val="111111"/>
           <w:sz w:val="22"/>
         </w:rPr>
         <w:t xml:space="preserve">3.  </w:t>
@@ -2104,7 +2104,7 @@
       <w:r>
         <w:rPr>
           <w:b/>
-          <w:color w:val="2C4A63"/>
+          <w:color w:val="111111"/>
           <w:sz w:val="22"/>
         </w:rPr>
         <w:t xml:space="preserve">4.  </w:t>
@@ -2124,7 +2124,7 @@
       <w:r>
         <w:rPr>
           <w:b/>
-          <w:color w:val="131A21"/>
+          <w:color w:val="1A1A1A"/>
           <w:sz w:val="21"/>
         </w:rPr>
         <w:t>Recopie ici ce que tu as saisi :</w:t>
@@ -2147,7 +2147,7 @@
         <w:tc>
           <w:tcPr>
             <w:tcW w:type="dxa" w:w="2494"/>
-            <w:shd w:fill="E8EDF2"/>
+            <w:shd w:fill="E8E8E8"/>
           </w:tcPr>
           <w:p>
             <w:pPr>
@@ -2156,7 +2156,7 @@
             <w:r>
               <w:rPr>
                 <w:b/>
-                <w:color w:val="2C4A63"/>
+                <w:color w:val="111111"/>
                 <w:sz w:val="20"/>
               </w:rPr>
               <w:t>Référence article</w:t>
@@ -2166,7 +2166,7 @@
         <w:tc>
           <w:tcPr>
             <w:tcW w:type="dxa" w:w="1247"/>
-            <w:shd w:fill="E8EDF2"/>
+            <w:shd w:fill="E8E8E8"/>
           </w:tcPr>
           <w:p>
             <w:pPr>
@@ -2175,7 +2175,7 @@
             <w:r>
               <w:rPr>
                 <w:b/>
-                <w:color w:val="2C4A63"/>
+                <w:color w:val="111111"/>
                 <w:sz w:val="20"/>
               </w:rPr>
               <w:t>Annoncé</w:t>
@@ -2185,7 +2185,7 @@
         <w:tc>
           <w:tcPr>
             <w:tcW w:type="dxa" w:w="1247"/>
-            <w:shd w:fill="E8EDF2"/>
+            <w:shd w:fill="E8E8E8"/>
           </w:tcPr>
           <w:p>
             <w:pPr>
@@ -2194,7 +2194,7 @@
             <w:r>
               <w:rPr>
                 <w:b/>
-                <w:color w:val="2C4A63"/>
+                <w:color w:val="111111"/>
                 <w:sz w:val="20"/>
               </w:rPr>
               <w:t>Compté</w:t>
@@ -2204,7 +2204,7 @@
         <w:tc>
           <w:tcPr>
             <w:tcW w:type="dxa" w:w="2268"/>
-            <w:shd w:fill="E8EDF2"/>
+            <w:shd w:fill="E8E8E8"/>
           </w:tcPr>
           <w:p>
             <w:pPr>
@@ -2213,7 +2213,7 @@
             <w:r>
               <w:rPr>
                 <w:b/>
-                <w:color w:val="2C4A63"/>
+                <w:color w:val="111111"/>
                 <w:sz w:val="20"/>
               </w:rPr>
               <w:t>État des colis</w:t>
@@ -2223,7 +2223,7 @@
         <w:tc>
           <w:tcPr>
             <w:tcW w:type="dxa" w:w="2381"/>
-            <w:shd w:fill="E8EDF2"/>
+            <w:shd w:fill="E8E8E8"/>
           </w:tcPr>
           <w:p>
             <w:pPr>
@@ -2232,7 +2232,7 @@
             <w:r>
               <w:rPr>
                 <w:b/>
-                <w:color w:val="2C4A63"/>
+                <w:color w:val="111111"/>
                 <w:sz w:val="20"/>
               </w:rPr>
               <w:t>Décision</w:t>
@@ -2368,7 +2368,7 @@
         <w:tc>
           <w:tcPr>
             <w:tcW w:type="dxa" w:w="10086"/>
-            <w:shd w:fill="FAFBFC"/>
+            <w:shd w:fill="FAFAFA"/>
           </w:tcPr>
           <w:p>
             <w:pPr>
@@ -2411,7 +2411,7 @@
         <w:tc>
           <w:tcPr>
             <w:tcW w:type="dxa" w:w="10086"/>
-            <w:shd w:fill="FAFBFC"/>
+            <w:shd w:fill="FAFAFA"/>
           </w:tcPr>
           <w:p>
             <w:pPr>
@@ -2470,7 +2470,7 @@
         <w:rPr>
           <w:rFonts w:ascii="Consolas" w:hAnsi="Consolas"/>
           <w:b/>
-          <w:color w:val="B4530F"/>
+          <w:color w:val="595959"/>
           <w:sz w:val="19"/>
         </w:rPr>
         <w:t>ÉTAPE 6</w:t>
@@ -2484,7 +2484,7 @@
       <w:r>
         <w:rPr>
           <w:b/>
-          <w:color w:val="2C4A63"/>
+          <w:color w:val="111111"/>
           <w:sz w:val="30"/>
         </w:rPr>
         <w:t>Valider et vérifier dans la base</w:t>
@@ -2497,7 +2497,7 @@
       <w:r>
         <w:rPr>
           <w:b w:val="0"/>
-          <w:color w:val="131A21"/>
+          <w:color w:val="1A1A1A"/>
           <w:sz w:val="22"/>
         </w:rPr>
         <w:t>Clique sur « Valider la réception ». Les quantités acceptées entrent en stock, avec leur numéro de lot. Un professionnel ne s'arrête pas là : il vérifie que sa saisie a bien produit ce qu'il attendait.</w:t>
@@ -2512,7 +2512,7 @@
       <w:r>
         <w:rPr>
           <w:b/>
-          <w:color w:val="2C4A63"/>
+          <w:color w:val="111111"/>
           <w:sz w:val="22"/>
         </w:rPr>
         <w:t xml:space="preserve">1.  </w:t>
@@ -2533,7 +2533,7 @@
       <w:r>
         <w:rPr>
           <w:b/>
-          <w:color w:val="2C4A63"/>
+          <w:color w:val="111111"/>
           <w:sz w:val="22"/>
         </w:rPr>
         <w:t xml:space="preserve">2.  </w:t>
@@ -2554,7 +2554,7 @@
       <w:r>
         <w:rPr>
           <w:b/>
-          <w:color w:val="2C4A63"/>
+          <w:color w:val="111111"/>
           <w:sz w:val="22"/>
         </w:rPr>
         <w:t xml:space="preserve">3.  </w:t>
@@ -2575,7 +2575,7 @@
       <w:r>
         <w:rPr>
           <w:b/>
-          <w:color w:val="2C4A63"/>
+          <w:color w:val="111111"/>
           <w:sz w:val="22"/>
         </w:rPr>
         <w:t xml:space="preserve">4.  </w:t>
@@ -2603,7 +2603,7 @@
         <w:tc>
           <w:tcPr>
             <w:tcW w:type="dxa" w:w="10086"/>
-            <w:shd w:fill="FAFBFC"/>
+            <w:shd w:fill="FAFAFA"/>
           </w:tcPr>
           <w:p>
             <w:pPr>
@@ -2636,7 +2636,7 @@
         <w:tc>
           <w:tcPr>
             <w:tcW w:type="dxa" w:w="10086"/>
-            <w:shd w:fill="FAFBFC"/>
+            <w:shd w:fill="FAFAFA"/>
           </w:tcPr>
           <w:p>
             <w:pPr>
@@ -2669,7 +2669,7 @@
         <w:tc>
           <w:tcPr>
             <w:tcW w:type="dxa" w:w="10086"/>
-            <w:shd w:fill="FAFBFC"/>
+            <w:shd w:fill="FAFAFA"/>
           </w:tcPr>
           <w:p>
             <w:pPr>
@@ -2723,7 +2723,7 @@
         <w:tc>
           <w:tcPr>
             <w:tcW w:type="dxa" w:w="10086"/>
-            <w:shd w:fill="FAFBFC"/>
+            <w:shd w:fill="FAFAFA"/>
           </w:tcPr>
           <w:p>
             <w:pPr>
@@ -2766,7 +2766,7 @@
         <w:tc>
           <w:tcPr>
             <w:tcW w:type="dxa" w:w="10086"/>
-            <w:shd w:fill="FAFBFC"/>
+            <w:shd w:fill="FAFAFA"/>
           </w:tcPr>
           <w:p>
             <w:pPr>
@@ -2828,7 +2828,7 @@
         <w:tc>
           <w:tcPr>
             <w:tcW w:type="dxa" w:w="10086"/>
-            <w:shd w:fill="F1F4F7"/>
+            <w:shd w:fill="F2F2F2"/>
           </w:tcPr>
           <w:p>
             <w:pPr>
@@ -2837,7 +2837,7 @@
             <w:r>
               <w:rPr>
                 <w:b/>
-                <w:color w:val="2C4A63"/>
+                <w:color w:val="111111"/>
                 <w:sz w:val="20"/>
               </w:rPr>
               <w:t xml:space="preserve">Ce que tu viens de faire : </w:t>
@@ -2869,7 +2869,7 @@
         <w:rPr>
           <w:rFonts w:ascii="Consolas" w:hAnsi="Consolas"/>
           <w:b/>
-          <w:color w:val="B4530F"/>
+          <w:color w:val="595959"/>
           <w:sz w:val="19"/>
         </w:rPr>
         <w:t>ÉTAPE 7</w:t>
@@ -2883,7 +2883,7 @@
       <w:r>
         <w:rPr>
           <w:b/>
-          <w:color w:val="2C4A63"/>
+          <w:color w:val="111111"/>
           <w:sz w:val="30"/>
         </w:rPr>
         <w:t>Signaler les réserves au fournisseur</w:t>
@@ -2896,7 +2896,7 @@
       <w:r>
         <w:rPr>
           <w:b w:val="0"/>
-          <w:color w:val="131A21"/>
+          <w:color w:val="1A1A1A"/>
           <w:sz w:val="22"/>
         </w:rPr>
         <w:t>Il reste le plus important : prévenir Puma. Sans message écrit, les paires manquantes sont perdues pour l'entreprise, et le carton endommagé ne sera jamais remboursé.</w:t>
@@ -2911,7 +2911,7 @@
       <w:r>
         <w:rPr>
           <w:b/>
-          <w:color w:val="2C4A63"/>
+          <w:color w:val="111111"/>
           <w:sz w:val="22"/>
         </w:rPr>
         <w:t xml:space="preserve">1.  </w:t>
@@ -2932,7 +2932,7 @@
       <w:r>
         <w:rPr>
           <w:b/>
-          <w:color w:val="2C4A63"/>
+          <w:color w:val="111111"/>
           <w:sz w:val="22"/>
         </w:rPr>
         <w:t xml:space="preserve">2.  </w:t>
@@ -2953,7 +2953,7 @@
       <w:r>
         <w:rPr>
           <w:b/>
-          <w:color w:val="2C4A63"/>
+          <w:color w:val="111111"/>
           <w:sz w:val="22"/>
         </w:rPr>
         <w:t xml:space="preserve">3.  </w:t>
@@ -2974,7 +2974,7 @@
       <w:r>
         <w:rPr>
           <w:b/>
-          <w:color w:val="2C4A63"/>
+          <w:color w:val="111111"/>
           <w:sz w:val="22"/>
         </w:rPr>
         <w:t xml:space="preserve">4.  </w:t>
@@ -3000,7 +3000,7 @@
         <w:tc>
           <w:tcPr>
             <w:tcW w:type="dxa" w:w="10086"/>
-            <w:shd w:fill="F1F4F7"/>
+            <w:shd w:fill="F2F2F2"/>
           </w:tcPr>
           <w:p>
             <w:pPr>
@@ -3009,7 +3009,7 @@
             <w:r>
               <w:rPr>
                 <w:b/>
-                <w:color w:val="2C4A63"/>
+                <w:color w:val="111111"/>
                 <w:sz w:val="20"/>
               </w:rPr>
               <w:t xml:space="preserve">Attention, à lire avant de rédiger : </w:t>
@@ -3037,7 +3037,7 @@
       <w:r>
         <w:rPr>
           <w:b/>
-          <w:color w:val="131A21"/>
+          <w:color w:val="1A1A1A"/>
           <w:sz w:val="21"/>
         </w:rPr>
         <w:t>Rédige d'abord ton brouillon ici, puis recopie-le dans la messagerie :</w:t>
@@ -3059,7 +3059,7 @@
         <w:tc>
           <w:tcPr>
             <w:tcW w:type="dxa" w:w="10086"/>
-            <w:shd w:fill="FAFBFC"/>
+            <w:shd w:fill="FAFAFA"/>
           </w:tcPr>
           <w:p>
             <w:pPr>
@@ -3173,7 +3173,7 @@
         <w:tc>
           <w:tcPr>
             <w:tcW w:type="dxa" w:w="10086"/>
-            <w:shd w:fill="FAFBFC"/>
+            <w:shd w:fill="FAFAFA"/>
           </w:tcPr>
           <w:p>
             <w:pPr>
@@ -3216,7 +3216,7 @@
         <w:tc>
           <w:tcPr>
             <w:tcW w:type="dxa" w:w="10086"/>
-            <w:shd w:fill="FAFBFC"/>
+            <w:shd w:fill="FAFAFA"/>
           </w:tcPr>
           <w:p>
             <w:pPr>
@@ -3259,7 +3259,7 @@
         <w:tc>
           <w:tcPr>
             <w:tcW w:type="dxa" w:w="10086"/>
-            <w:shd w:fill="FAFBFC"/>
+            <w:shd w:fill="FAFAFA"/>
           </w:tcPr>
           <w:p>
             <w:pPr>
@@ -3684,7 +3684,7 @@
     </w:pPr>
     <w:rPr>
       <w:rFonts w:ascii="Calibri" w:hAnsi="Calibri" w:eastAsia="Calibri"/>
-      <w:color w:val="131A21"/>
+      <w:color w:val="1A1A1A"/>
       <w:sz w:val="22"/>
     </w:rPr>
   </w:style>
